--- a/docs/Ontwerpdocument_NLR_Bearing_Dashboard_v1.0.docx
+++ b/docs/Ontwerpdocument_NLR_Bearing_Dashboard_v1.0.docx
@@ -119,12 +119,54 @@
     </w:p>
     <w:p>
       <w:pPr>
+        <w:rPr>
+          <w:lang w:val="nl-NL"/>
+        </w:rPr>
+      </w:pPr>
+      <w:bookmarkStart w:id="0" w:name="_Toc231153939"/>
+      <w:r>
+        <w:rPr>
+          <w:lang w:val="nl-NL"/>
+        </w:rPr>
+        <w:lastRenderedPageBreak/>
+        <w:t xml:space="preserve">Het interactieve dashboard is hier te zien: </w:t>
+      </w:r>
+      <w:hyperlink r:id="rId8" w:history="1">
+        <w:r>
+          <w:rPr>
+            <w:rStyle w:val="Hyperlink"/>
+            <w:lang w:val="nl-NL"/>
+          </w:rPr>
+          <w:t>https://nlr-bearing-dashboard-fmbappkygtu9e3umfqvjf8k.streamlit.app</w:t>
+        </w:r>
+      </w:hyperlink>
+    </w:p>
+    <w:p>
+      <w:pPr>
+        <w:rPr>
+          <w:rFonts w:asciiTheme="majorHAnsi" w:eastAsiaTheme="majorEastAsia" w:hAnsiTheme="majorHAnsi" w:cstheme="majorBidi"/>
+          <w:b/>
+          <w:bCs/>
+          <w:color w:val="365F91" w:themeColor="accent1" w:themeShade="BF"/>
+          <w:sz w:val="28"/>
+          <w:szCs w:val="28"/>
+          <w:lang w:val="nl-NL"/>
+        </w:rPr>
+      </w:pPr>
+      <w:r>
+        <w:rPr>
+          <w:lang w:val="nl-NL"/>
+        </w:rPr>
+        <w:br w:type="page"/>
+      </w:r>
+    </w:p>
+    <w:p>
+      <w:pPr>
         <w:pStyle w:val="Heading1"/>
         <w:rPr>
           <w:lang w:val="nl-NL"/>
         </w:rPr>
       </w:pPr>
-      <w:bookmarkStart w:id="0" w:name="_Toc231153939"/>
       <w:r>
         <w:rPr>
           <w:lang w:val="nl-NL"/>
@@ -3955,92 +3997,6 @@
                     <pic:cNvPicPr/>
                   </pic:nvPicPr>
                   <pic:blipFill>
-                    <a:blip r:embed="rId8"/>
-                    <a:stretch>
-                      <a:fillRect/>
-                    </a:stretch>
-                  </pic:blipFill>
-                  <pic:spPr>
-                    <a:xfrm>
-                      <a:off x="0" y="0"/>
-                      <a:ext cx="5486400" cy="7015480"/>
-                    </a:xfrm>
-                    <a:prstGeom prst="rect">
-                      <a:avLst/>
-                    </a:prstGeom>
-                  </pic:spPr>
-                </pic:pic>
-              </a:graphicData>
-            </a:graphic>
-          </wp:inline>
-        </w:drawing>
-      </w:r>
-    </w:p>
-    <w:p>
-      <w:pPr>
-        <w:rPr>
-          <w:lang w:val="nl-NL"/>
-        </w:rPr>
-      </w:pPr>
-    </w:p>
-    <w:p>
-      <w:pPr>
-        <w:pStyle w:val="Heading3"/>
-        <w:rPr>
-          <w:lang w:val="nl-NL"/>
-        </w:rPr>
-      </w:pPr>
-      <w:bookmarkStart w:id="19" w:name="_Toc231153958"/>
-      <w:r>
-        <w:rPr>
-          <w:lang w:val="nl-NL"/>
-        </w:rPr>
-        <w:lastRenderedPageBreak/>
-        <w:t>Scherm 2 Vergelijkingsweergave</w:t>
-      </w:r>
-      <w:bookmarkEnd w:id="19"/>
-    </w:p>
-    <w:p>
-      <w:pPr>
-        <w:rPr>
-          <w:lang w:val="nl-NL"/>
-        </w:rPr>
-      </w:pPr>
-      <w:r>
-        <w:rPr>
-          <w:lang w:val="nl-NL"/>
-        </w:rPr>
-        <w:t>De monteur selecteert een belastingsconditie en meerdere lagers. Per kenmerk (RMS, kurtosis, crest factor) toont een apart paneel alle geselecteerde lagers in één grafiek, elk met een eigen kleur en faalmarkering. Het faulttype is zichtbaar in de legenda.</w:t>
-      </w:r>
-    </w:p>
-    <w:p>
-      <w:pPr>
-        <w:jc w:val="center"/>
-        <w:rPr>
-          <w:lang w:val="nl-NL"/>
-        </w:rPr>
-      </w:pPr>
-      <w:r>
-        <w:rPr>
-          <w:noProof/>
-          <w:lang w:val="nl-NL"/>
-        </w:rPr>
-        <w:drawing>
-          <wp:inline distT="0" distB="0" distL="0" distR="0" wp14:anchorId="68275507" wp14:editId="5454F073">
-            <wp:extent cx="5486400" cy="7015480"/>
-            <wp:effectExtent l="0" t="0" r="0" b="0"/>
-            <wp:docPr id="1712858170" name="Picture 2"/>
-            <wp:cNvGraphicFramePr>
-              <a:graphicFrameLocks xmlns:a="http://schemas.openxmlformats.org/drawingml/2006/main" noChangeAspect="1"/>
-            </wp:cNvGraphicFramePr>
-            <a:graphic xmlns:a="http://schemas.openxmlformats.org/drawingml/2006/main">
-              <a:graphicData uri="http://schemas.openxmlformats.org/drawingml/2006/picture">
-                <pic:pic xmlns:pic="http://schemas.openxmlformats.org/drawingml/2006/picture">
-                  <pic:nvPicPr>
-                    <pic:cNvPr id="1712858170" name="Picture 1712858170"/>
-                    <pic:cNvPicPr/>
-                  </pic:nvPicPr>
-                  <pic:blipFill>
                     <a:blip r:embed="rId9"/>
                     <a:stretch>
                       <a:fillRect/>
@@ -4071,6 +4027,92 @@
     </w:p>
     <w:p>
       <w:pPr>
+        <w:pStyle w:val="Heading3"/>
+        <w:rPr>
+          <w:lang w:val="nl-NL"/>
+        </w:rPr>
+      </w:pPr>
+      <w:bookmarkStart w:id="19" w:name="_Toc231153958"/>
+      <w:r>
+        <w:rPr>
+          <w:lang w:val="nl-NL"/>
+        </w:rPr>
+        <w:lastRenderedPageBreak/>
+        <w:t>Scherm 2 Vergelijkingsweergave</w:t>
+      </w:r>
+      <w:bookmarkEnd w:id="19"/>
+    </w:p>
+    <w:p>
+      <w:pPr>
+        <w:rPr>
+          <w:lang w:val="nl-NL"/>
+        </w:rPr>
+      </w:pPr>
+      <w:r>
+        <w:rPr>
+          <w:lang w:val="nl-NL"/>
+        </w:rPr>
+        <w:t>De monteur selecteert een belastingsconditie en meerdere lagers. Per kenmerk (RMS, kurtosis, crest factor) toont een apart paneel alle geselecteerde lagers in één grafiek, elk met een eigen kleur en faalmarkering. Het faulttype is zichtbaar in de legenda.</w:t>
+      </w:r>
+    </w:p>
+    <w:p>
+      <w:pPr>
+        <w:jc w:val="center"/>
+        <w:rPr>
+          <w:lang w:val="nl-NL"/>
+        </w:rPr>
+      </w:pPr>
+      <w:r>
+        <w:rPr>
+          <w:noProof/>
+          <w:lang w:val="nl-NL"/>
+        </w:rPr>
+        <w:drawing>
+          <wp:inline distT="0" distB="0" distL="0" distR="0" wp14:anchorId="68275507" wp14:editId="5454F073">
+            <wp:extent cx="5486400" cy="7015480"/>
+            <wp:effectExtent l="0" t="0" r="0" b="0"/>
+            <wp:docPr id="1712858170" name="Picture 2"/>
+            <wp:cNvGraphicFramePr>
+              <a:graphicFrameLocks xmlns:a="http://schemas.openxmlformats.org/drawingml/2006/main" noChangeAspect="1"/>
+            </wp:cNvGraphicFramePr>
+            <a:graphic xmlns:a="http://schemas.openxmlformats.org/drawingml/2006/main">
+              <a:graphicData uri="http://schemas.openxmlformats.org/drawingml/2006/picture">
+                <pic:pic xmlns:pic="http://schemas.openxmlformats.org/drawingml/2006/picture">
+                  <pic:nvPicPr>
+                    <pic:cNvPr id="1712858170" name="Picture 1712858170"/>
+                    <pic:cNvPicPr/>
+                  </pic:nvPicPr>
+                  <pic:blipFill>
+                    <a:blip r:embed="rId10"/>
+                    <a:stretch>
+                      <a:fillRect/>
+                    </a:stretch>
+                  </pic:blipFill>
+                  <pic:spPr>
+                    <a:xfrm>
+                      <a:off x="0" y="0"/>
+                      <a:ext cx="5486400" cy="7015480"/>
+                    </a:xfrm>
+                    <a:prstGeom prst="rect">
+                      <a:avLst/>
+                    </a:prstGeom>
+                  </pic:spPr>
+                </pic:pic>
+              </a:graphicData>
+            </a:graphic>
+          </wp:inline>
+        </w:drawing>
+      </w:r>
+    </w:p>
+    <w:p>
+      <w:pPr>
+        <w:rPr>
+          <w:lang w:val="nl-NL"/>
+        </w:rPr>
+      </w:pPr>
+    </w:p>
+    <w:p>
+      <w:pPr>
         <w:pStyle w:val="Heading2"/>
         <w:rPr>
           <w:lang w:val="nl-NL"/>
@@ -4200,7 +4242,7 @@
                     <pic:cNvPicPr/>
                   </pic:nvPicPr>
                   <pic:blipFill>
-                    <a:blip r:embed="rId10"/>
+                    <a:blip r:embed="rId11"/>
                     <a:stretch>
                       <a:fillRect/>
                     </a:stretch>
@@ -4263,7 +4305,7 @@
                     <pic:cNvPicPr/>
                   </pic:nvPicPr>
                   <pic:blipFill>
-                    <a:blip r:embed="rId11"/>
+                    <a:blip r:embed="rId12"/>
                     <a:stretch>
                       <a:fillRect/>
                     </a:stretch>
@@ -4332,7 +4374,7 @@
                     <pic:cNvPicPr/>
                   </pic:nvPicPr>
                   <pic:blipFill>
-                    <a:blip r:embed="rId12"/>
+                    <a:blip r:embed="rId13"/>
                     <a:stretch>
                       <a:fillRect/>
                     </a:stretch>
@@ -16461,6 +16503,30 @@
       <w:ind w:left="440"/>
     </w:pPr>
   </w:style>
+  <w:style w:type="character" w:styleId="UnresolvedMention">
+    <w:name w:val="Unresolved Mention"/>
+    <w:basedOn w:val="DefaultParagraphFont"/>
+    <w:uiPriority w:val="99"/>
+    <w:semiHidden/>
+    <w:unhideWhenUsed/>
+    <w:rsid w:val="00E11423"/>
+    <w:rPr>
+      <w:color w:val="605E5C"/>
+      <w:shd w:val="clear" w:color="auto" w:fill="E1DFDD"/>
+    </w:rPr>
+  </w:style>
+  <w:style w:type="character" w:styleId="FollowedHyperlink">
+    <w:name w:val="FollowedHyperlink"/>
+    <w:basedOn w:val="DefaultParagraphFont"/>
+    <w:uiPriority w:val="99"/>
+    <w:semiHidden/>
+    <w:unhideWhenUsed/>
+    <w:rsid w:val="00E11423"/>
+    <w:rPr>
+      <w:color w:val="800080" w:themeColor="followedHyperlink"/>
+      <w:u w:val="single"/>
+    </w:rPr>
+  </w:style>
 </w:styles>
 </file>
 
